--- a/research/TRD-EHR/paper1-trd-prediction/parts/manuscript/03-introduction.docx
+++ b/research/TRD-EHR/paper1-trd-prediction/parts/manuscript/03-introduction.docx
@@ -16,79 +16,7 @@
         <w:pStyle w:val="FirstParagraph"/>
       </w:pPr>
       <w:r>
-        <w:t xml:space="preserve">Major depressive disorder is among the most prevalent and disabling</w:t>
-      </w:r>
-      <w:r>
-        <w:t xml:space="preserve"> </w:t>
-      </w:r>
-      <w:r>
-        <w:t xml:space="preserve">medical conditions, and antidepressant pharmacotherapy is its</w:t>
-      </w:r>
-      <w:r>
-        <w:t xml:space="preserve"> </w:t>
-      </w:r>
-      <w:r>
-        <w:t xml:space="preserve">first-line treatment. A substantial minority of patients fail to achieve</w:t>
-      </w:r>
-      <w:r>
-        <w:t xml:space="preserve"> </w:t>
-      </w:r>
-      <w:r>
-        <w:t xml:space="preserve">remission despite successive adequate trials. These patients are</w:t>
-      </w:r>
-      <w:r>
-        <w:t xml:space="preserve"> </w:t>
-      </w:r>
-      <w:r>
-        <w:t xml:space="preserve">described as having treatment-resistant depression (TRD), most commonly</w:t>
-      </w:r>
-      <w:r>
-        <w:t xml:space="preserve"> </w:t>
-      </w:r>
-      <w:r>
-        <w:t xml:space="preserve">operationalized as the failure of at least two antidepressant trials of</w:t>
-      </w:r>
-      <w:r>
-        <w:t xml:space="preserve"> </w:t>
-      </w:r>
-      <w:r>
-        <w:t xml:space="preserve">adequate dose and duration [4]. The sequential-treatment evidence base,</w:t>
-      </w:r>
-      <w:r>
-        <w:t xml:space="preserve"> </w:t>
-      </w:r>
-      <w:r>
-        <w:t xml:space="preserve">anchored by the STAR*D program, established that remission rates fall</w:t>
-      </w:r>
-      <w:r>
-        <w:t xml:space="preserve"> </w:t>
-      </w:r>
-      <w:r>
-        <w:t xml:space="preserve">sharply with each successive treatment step. Patients who move into a</w:t>
-      </w:r>
-      <w:r>
-        <w:t xml:space="preserve"> </w:t>
-      </w:r>
-      <w:r>
-        <w:t xml:space="preserve">third or fourth step face a markedly lower probability of recovery [5].</w:t>
-      </w:r>
-      <w:r>
-        <w:t xml:space="preserve"> </w:t>
-      </w:r>
-      <w:r>
-        <w:t xml:space="preserve">TRD accordingly accounts for a disproportionate share of the clinical</w:t>
-      </w:r>
-      <w:r>
-        <w:t xml:space="preserve"> </w:t>
-      </w:r>
-      <w:r>
-        <w:t xml:space="preserve">morbidity, functional impairment, and health-care cost attributable to</w:t>
-      </w:r>
-      <w:r>
-        <w:t xml:space="preserve"> </w:t>
-      </w:r>
-      <w:r>
-        <w:t xml:space="preserve">depression [1].</w:t>
+        <w:t xml:space="preserve">Treatment-resistant depression (TRD) is commonly defined as inadequate response to at least 2 antidepressant trials of adequate dose and duration [1]. The probability of remission declines with successive treatment steps [2], and persistent depression carries substantial clinical and economic burden [3]. Identifying patients likely to experience a difficult treatment course could inform monitoring and follow-up. Clinical prediction studies suggest that relevant information is available, but reliable individual prediction remains challenging [4-8].</w:t>
       </w:r>
     </w:p>
     <w:p>
@@ -96,37 +24,7 @@
         <w:pStyle w:val="BodyText"/>
       </w:pPr>
       <w:r>
-        <w:t xml:space="preserve">Escalation options become both more necessary and less likely to succeed</w:t>
-      </w:r>
-      <w:r>
-        <w:t xml:space="preserve"> </w:t>
-      </w:r>
-      <w:r>
-        <w:t xml:space="preserve">as resistance develops. There is therefore longstanding interest in</w:t>
-      </w:r>
-      <w:r>
-        <w:t xml:space="preserve"> </w:t>
-      </w:r>
-      <w:r>
-        <w:t xml:space="preserve">identifying, as early as possible, which patients are at high risk of</w:t>
-      </w:r>
-      <w:r>
-        <w:t xml:space="preserve"> </w:t>
-      </w:r>
-      <w:r>
-        <w:t xml:space="preserve">progressing to TRD. If such patients could be flagged at the point of</w:t>
-      </w:r>
-      <w:r>
-        <w:t xml:space="preserve"> </w:t>
-      </w:r>
-      <w:r>
-        <w:t xml:space="preserve">their index antidepressant prescription, clinicians could in principle</w:t>
-      </w:r>
-      <w:r>
-        <w:t xml:space="preserve"> </w:t>
-      </w:r>
-      <w:r>
-        <w:t xml:space="preserve">monitor them more closely and escalate sooner.</w:t>
+        <w:t xml:space="preserve">Electronic health records (EHRs) offer longitudinal information on diagnoses, prescribing, and health care use. They rarely establish why a medication was changed or whether an adequate trial failed. Consequently, EHR studies often define TRD through treatment sequences. These definitions identify observable care trajectories, and changes in the rules alter both outcome frequency and cohort composition [9-11]. A model predicting repeated switching therefore requires a more limited interpretation than one predicting symptom-confirmed treatment resistance.</w:t>
       </w:r>
     </w:p>
     <w:p>
@@ -134,61 +32,7 @@
         <w:pStyle w:val="BodyText"/>
       </w:pPr>
       <w:r>
-        <w:t xml:space="preserve">An electronic health record (EHR) does not say whether a patient got better,</w:t>
-      </w:r>
-      <w:r>
-        <w:t xml:space="preserve"> </w:t>
-      </w:r>
-      <w:r>
-        <w:t xml:space="preserve">and rarely says whether a drug was given long enough at a high enough dose to</w:t>
-      </w:r>
-      <w:r>
-        <w:t xml:space="preserve"> </w:t>
-      </w:r>
-      <w:r>
-        <w:t xml:space="preserve">count as a fair trial. What it does record is which antidepressants were</w:t>
-      </w:r>
-      <w:r>
-        <w:t xml:space="preserve"> </w:t>
-      </w:r>
-      <w:r>
-        <w:t xml:space="preserve">prescribed and when. So studies define TRD from the prescription sequence</w:t>
-      </w:r>
-      <w:r>
-        <w:t xml:space="preserve"> </w:t>
-      </w:r>
-      <w:r>
-        <w:t xml:space="preserve">itself, which is what makes a cohort of tens of thousands possible at all. A</w:t>
-      </w:r>
-      <w:r>
-        <w:t xml:space="preserve"> </w:t>
-      </w:r>
-      <w:r>
-        <w:t xml:space="preserve">sequence is not proof of failure. A patient may be switched because the drug</w:t>
-      </w:r>
-      <w:r>
-        <w:t xml:space="preserve"> </w:t>
-      </w:r>
-      <w:r>
-        <w:t xml:space="preserve">did not work, or because it was not tolerated, or because they stopped taking</w:t>
-      </w:r>
-      <w:r>
-        <w:t xml:space="preserve"> </w:t>
-      </w:r>
-      <w:r>
-        <w:t xml:space="preserve">it. And the rule is not fixed: research groups count treatments, minimum</w:t>
-      </w:r>
-      <w:r>
-        <w:t xml:space="preserve"> </w:t>
-      </w:r>
-      <w:r>
-        <w:t xml:space="preserve">durations, switches and augmentations differently, and changing the rule</w:t>
-      </w:r>
-      <w:r>
-        <w:t xml:space="preserve"> </w:t>
-      </w:r>
-      <w:r>
-        <w:t xml:space="preserve">changes both how many patients count as TRD and which ones [6-8].</w:t>
+        <w:t xml:space="preserve">Prior EHR models have reported widely varying discrimination. Internal performance as high as a receiver operating characteristic area under the curve (ROC AUC) of 0.83 contrasts with an externally validated estimate of 0.652 and cross-system estimates of 0.51–0.58 [12-14]. Combining structured records with clinical notes has improved performance in a smaller study [15]. These findings make the source and representation of information, the prediction time, and the validation setting central to interpreting any apparent advance.</w:t>
       </w:r>
     </w:p>
     <w:p>
@@ -196,73 +40,7 @@
         <w:pStyle w:val="BodyText"/>
       </w:pPr>
       <w:r>
-        <w:t xml:space="preserve">Others have already tried to predict TRD from what an EHR records, and the</w:t>
-      </w:r>
-      <w:r>
-        <w:t xml:space="preserve"> </w:t>
-      </w:r>
-      <w:r>
-        <w:t xml:space="preserve">numbers they report vary far more than the methods do. One study of 35,246</w:t>
-      </w:r>
-      <w:r>
-        <w:t xml:space="preserve"> </w:t>
-      </w:r>
-      <w:r>
-        <w:t xml:space="preserve">adults reported a ROC AUC of 0.83 [9]. A model that was validated on a second</w:t>
-      </w:r>
-      <w:r>
-        <w:t xml:space="preserve"> </w:t>
-      </w:r>
-      <w:r>
-        <w:t xml:space="preserve">health system reached 0.652 [10]. Adding clinical notes to structured fields</w:t>
-      </w:r>
-      <w:r>
-        <w:t xml:space="preserve"> </w:t>
-      </w:r>
-      <w:r>
-        <w:t xml:space="preserve">reached 0.728 at a single site [11]. And in a three-system study, figures of</w:t>
-      </w:r>
-      <w:r>
-        <w:t xml:space="preserve"> </w:t>
-      </w:r>
-      <w:r>
-        <w:t xml:space="preserve">0.58 to 0.64 inside the site that built the model fell to 0.51 to 0.58 when it</w:t>
-      </w:r>
-      <w:r>
-        <w:t xml:space="preserve"> </w:t>
-      </w:r>
-      <w:r>
-        <w:t xml:space="preserve">was tested elsewhere [12]. The spread comes from how each study defined TRD,</w:t>
-      </w:r>
-      <w:r>
-        <w:t xml:space="preserve"> </w:t>
-      </w:r>
-      <w:r>
-        <w:t xml:space="preserve">how far ahead it predicted, and whether it was ever tested outside the site it</w:t>
-      </w:r>
-      <w:r>
-        <w:t xml:space="preserve"> </w:t>
-      </w:r>
-      <w:r>
-        <w:t xml:space="preserve">was built in, so there is no single figure to beat. Two things survive the</w:t>
-      </w:r>
-      <w:r>
-        <w:t xml:space="preserve"> </w:t>
-      </w:r>
-      <w:r>
-        <w:t xml:space="preserve">variation. Structured EHR fields carry real signal, and the sharpest drops come</w:t>
-      </w:r>
-      <w:r>
-        <w:t xml:space="preserve"> </w:t>
-      </w:r>
-      <w:r>
-        <w:t xml:space="preserve">at the point where a model meets a health system it was not built on</w:t>
-      </w:r>
-      <w:r>
-        <w:t xml:space="preserve"> </w:t>
-      </w:r>
-      <w:r>
-        <w:t xml:space="preserve">[8,10-12].</w:t>
+        <w:t xml:space="preserve">General-purpose text encoders provide one way to represent an EHR without training a large clinical foundation model [16-18]. Structured fields can be converted into a patient narrative and then encoded as a numerical embedding for prediction. The practical question is whether this additional processing improves on a transparent feature vector. A narrative created from the same structured records adds no new measurement, although the encoding may organize existing information differently.</w:t>
       </w:r>
     </w:p>
     <w:p>
@@ -270,289 +48,7 @@
         <w:pStyle w:val="BodyText"/>
       </w:pPr>
       <w:r>
-        <w:t xml:space="preserve">Two questions about how to use such a record motivate this study, and they are</w:t>
-      </w:r>
-      <w:r>
-        <w:t xml:space="preserve"> </w:t>
-      </w:r>
-      <w:r>
-        <w:t xml:space="preserve">the two the paper answers. The first is representational. Predicting clinical</w:t>
-      </w:r>
-      <w:r>
-        <w:t xml:space="preserve"> </w:t>
-      </w:r>
-      <w:r>
-        <w:t xml:space="preserve">outcomes with large, purpose-built EHR foundation models requires data and</w:t>
-      </w:r>
-      <w:r>
-        <w:t xml:space="preserve"> </w:t>
-      </w:r>
-      <w:r>
-        <w:t xml:space="preserve">compute at scales most groups cannot reach [13,14]. Serializing an EHR into</w:t>
-      </w:r>
-      <w:r>
-        <w:t xml:space="preserve"> </w:t>
-      </w:r>
-      <w:r>
-        <w:t xml:space="preserve">text and applying general-purpose language-model embeddings is a</w:t>
-      </w:r>
-      <w:r>
-        <w:t xml:space="preserve"> </w:t>
-      </w:r>
-      <w:r>
-        <w:t xml:space="preserve">computationally efficient alternative that has proved competitive across</w:t>
-      </w:r>
-      <w:r>
-        <w:t xml:space="preserve"> </w:t>
-      </w:r>
-      <w:r>
-        <w:t xml:space="preserve">clinical prediction tasks [15]. It has not been compared directly against a</w:t>
-      </w:r>
-      <w:r>
-        <w:t xml:space="preserve"> </w:t>
-      </w:r>
-      <w:r>
-        <w:t xml:space="preserve">transparent, hand-crafted feature vector for TRD prediction. The comparison</w:t>
-      </w:r>
-      <w:r>
-        <w:t xml:space="preserve"> </w:t>
-      </w:r>
-      <w:r>
-        <w:t xml:space="preserve">matters because the two are not equally auditable. A feature vector can be</w:t>
-      </w:r>
-      <w:r>
-        <w:t xml:space="preserve"> </w:t>
-      </w:r>
-      <w:r>
-        <w:t xml:space="preserve">read, and a 4,096-dimensional embedding cannot, so a gain in discrimination is</w:t>
-      </w:r>
-      <w:r>
-        <w:t xml:space="preserve"> </w:t>
-      </w:r>
-      <w:r>
-        <w:t xml:space="preserve">the only thing that would pay for the loss of interpretability.</w:t>
-      </w:r>
-    </w:p>
-    <w:p>
-      <w:pPr>
-        <w:pStyle w:val="BodyText"/>
-      </w:pPr>
-      <w:r>
-        <w:t xml:space="preserve">The second question concerns prediction by analogy. A recurring proposal in</w:t>
-      </w:r>
-      <w:r>
-        <w:t xml:space="preserve"> </w:t>
-      </w:r>
-      <w:r>
-        <w:t xml:space="preserve">precision psychiatry is that a patient’s likely course can be read off the</w:t>
-      </w:r>
-      <w:r>
-        <w:t xml:space="preserve"> </w:t>
-      </w:r>
-      <w:r>
-        <w:t xml:space="preserve">recorded courses of the patients most similar to them, an idea usually</w:t>
-      </w:r>
-      <w:r>
-        <w:t xml:space="preserve"> </w:t>
-      </w:r>
-      <w:r>
-        <w:t xml:space="preserve">described as a clinical digital twin. An embedding makes that proposal directly</w:t>
-      </w:r>
-      <w:r>
-        <w:t xml:space="preserve"> </w:t>
-      </w:r>
-      <w:r>
-        <w:t xml:space="preserve">testable, because similarity in the embedding space is a defined quantity and</w:t>
-      </w:r>
-      <w:r>
-        <w:t xml:space="preserve"> </w:t>
-      </w:r>
-      <w:r>
-        <w:t xml:space="preserve">the neighbors it selects have observed outcomes. If the premise holds,</w:t>
-      </w:r>
-      <w:r>
-        <w:t xml:space="preserve"> </w:t>
-      </w:r>
-      <w:r>
-        <w:t xml:space="preserve">retrieving a patient’s closest analogues and averaging their outcomes should</w:t>
-      </w:r>
-      <w:r>
-        <w:t xml:space="preserve"> </w:t>
-      </w:r>
-      <w:r>
-        <w:t xml:space="preserve">predict well. Whether it does, and how it compares with fitting a model to the</w:t>
-      </w:r>
-      <w:r>
-        <w:t xml:space="preserve"> </w:t>
-      </w:r>
-      <w:r>
-        <w:t xml:space="preserve">same representation, has not been established for TRD.</w:t>
-      </w:r>
-    </w:p>
-    <w:p>
-      <w:pPr>
-        <w:pStyle w:val="BodyText"/>
-      </w:pPr>
-      <w:r>
-        <w:t xml:space="preserve">One thing is true of both questions and bounds both answers, so we state it</w:t>
-      </w:r>
-      <w:r>
-        <w:t xml:space="preserve"> </w:t>
-      </w:r>
-      <w:r>
-        <w:t xml:space="preserve">here rather than leaving it to be inferred.</w:t>
-      </w:r>
-      <w:r>
-        <w:t xml:space="preserve"> </w:t>
-      </w:r>
-      <w:r>
-        <w:rPr>
-          <w:bCs/>
-          <w:b/>
-        </w:rPr>
-        <w:t xml:space="preserve">The patient data were hand-picked in both arms.</w:t>
-      </w:r>
-      <w:r>
-        <w:t xml:space="preserve"> </w:t>
-      </w:r>
-      <w:r>
-        <w:t xml:space="preserve">Serializing a record</w:t>
-      </w:r>
-      <w:r>
-        <w:t xml:space="preserve"> </w:t>
-      </w:r>
-      <w:r>
-        <w:t xml:space="preserve">and embedding it is often read as a way to stop choosing features, and</w:t>
-      </w:r>
-      <w:r>
-        <w:t xml:space="preserve"> </w:t>
-      </w:r>
-      <w:r>
-        <w:t xml:space="preserve">that is not what happens here. Neither answer below is evidence about</w:t>
-      </w:r>
-      <w:r>
-        <w:t xml:space="preserve"> </w:t>
-      </w:r>
-      <w:r>
-        <w:t xml:space="preserve">what a model would do with a raw record, because neither arm was given</w:t>
-      </w:r>
-      <w:r>
-        <w:t xml:space="preserve"> </w:t>
-      </w:r>
-      <w:r>
-        <w:t xml:space="preserve">one.</w:t>
-      </w:r>
-    </w:p>
-    <w:p>
-      <w:pPr>
-        <w:pStyle w:val="BodyText"/>
-      </w:pPr>
-      <w:r>
-        <w:t xml:space="preserve">Embedding a whole untailored record would be the interesting version of</w:t>
-      </w:r>
-      <w:r>
-        <w:t xml:space="preserve"> </w:t>
-      </w:r>
-      <w:r>
-        <w:t xml:space="preserve">that, and this study does not attempt it. The obstacle is input length</w:t>
-      </w:r>
-      <w:r>
-        <w:t xml:space="preserve"> </w:t>
-      </w:r>
-      <w:r>
-        <w:t xml:space="preserve">rather than principle.</w:t>
-      </w:r>
-    </w:p>
-    <w:p>
-      <w:pPr>
-        <w:pStyle w:val="BodyText"/>
-      </w:pPr>
-      <w:r>
-        <w:t xml:space="preserve">This study evaluated whether EHR-derived patient data can predict this</w:t>
-      </w:r>
-      <w:r>
-        <w:t xml:space="preserve"> </w:t>
-      </w:r>
-      <w:r>
-        <w:t xml:space="preserve">prescription-sequence definition of TRD within one year, and addressed</w:t>
-      </w:r>
-      <w:r>
-        <w:t xml:space="preserve"> </w:t>
-      </w:r>
-      <w:r>
-        <w:t xml:space="preserve">the two objectives in order. To ensure methodological transparency and</w:t>
-      </w:r>
-      <w:r>
-        <w:t xml:space="preserve"> </w:t>
-      </w:r>
-      <w:r>
-        <w:t xml:space="preserve">facilitate rigorous appraisal, we report it in full accordance with the</w:t>
-      </w:r>
-      <w:r>
-        <w:t xml:space="preserve"> </w:t>
-      </w:r>
-      <w:r>
-        <w:t xml:space="preserve">TRIPOD+AI reporting guideline for clinical prediction models developed</w:t>
-      </w:r>
-      <w:r>
-        <w:t xml:space="preserve"> </w:t>
-      </w:r>
-      <w:r>
-        <w:t xml:space="preserve">with regression or machine-learning methods [3]. First, we compared a</w:t>
-      </w:r>
-      <w:r>
-        <w:t xml:space="preserve"> </w:t>
-      </w:r>
-      <w:r>
-        <w:t xml:space="preserve">transparent typed feature vector against generalized pretrained</w:t>
-      </w:r>
-      <w:r>
-        <w:t xml:space="preserve"> </w:t>
-      </w:r>
-      <w:r>
-        <w:t xml:space="preserve">transformer embeddings of patient narratives, evaluating both with four</w:t>
-      </w:r>
-      <w:r>
-        <w:t xml:space="preserve"> </w:t>
-      </w:r>
-      <w:r>
-        <w:t xml:space="preserve">standard classifiers on an identical cohort and held-out split. We</w:t>
-      </w:r>
-      <w:r>
-        <w:t xml:space="preserve"> </w:t>
-      </w:r>
-      <w:r>
-        <w:t xml:space="preserve">repeated that comparison across four encoders and located the embedded</w:t>
-      </w:r>
-      <w:r>
-        <w:t xml:space="preserve"> </w:t>
-      </w:r>
-      <w:r>
-        <w:t xml:space="preserve">signal with a semantic-feature ablation that permutes individual</w:t>
-      </w:r>
-      <w:r>
-        <w:t xml:space="preserve"> </w:t>
-      </w:r>
-      <w:r>
-        <w:t xml:space="preserve">clinical concepts. Second, we tested nearest-neighbor retrieval over the</w:t>
-      </w:r>
-      <w:r>
-        <w:t xml:space="preserve"> </w:t>
-      </w:r>
-      <w:r>
-        <w:t xml:space="preserve">same embedding against a random-retrieval control, and against the</w:t>
-      </w:r>
-      <w:r>
-        <w:t xml:space="preserve"> </w:t>
-      </w:r>
-      <w:r>
-        <w:t xml:space="preserve">trained classifiers themselves. Field by field, what each representation</w:t>
-      </w:r>
-      <w:r>
-        <w:t xml:space="preserve"> </w:t>
-      </w:r>
-      <w:r>
-        <w:t xml:space="preserve">receives is documented in Supplement S8.</w:t>
+        <w:t xml:space="preserve">We asked whether pretrained embeddings of rule-based patient narratives improve prediction of a treatment-switching proxy for TRD beyond structured feature vectors at the index antidepressant prescription. We compared the pipelines in the same patients, using a common temporal design and test set. Secondary analyses examined whether performance depended on the classifier or encoder, which clinical domains contributed, and whether embedding similarity supported prediction. The comparison concerns complete representation pipelines because their field inventories were not identical.</w:t>
       </w:r>
     </w:p>
     <w:bookmarkEnd w:id="20"/>

--- a/research/TRD-EHR/paper1-trd-prediction/parts/manuscript/03-introduction.docx
+++ b/research/TRD-EHR/paper1-trd-prediction/parts/manuscript/03-introduction.docx
@@ -24,7 +24,7 @@
         <w:pStyle w:val="BodyText"/>
       </w:pPr>
       <w:r>
-        <w:t xml:space="preserve">Electronic health records (EHRs) offer longitudinal information on diagnoses, prescribing, and health care use. They rarely establish why a medication was changed or whether an adequate trial failed. Consequently, EHR studies often define TRD through treatment sequences. These definitions identify observable care trajectories, and changes in the rules alter both outcome frequency and cohort composition [9-11]. A model predicting repeated switching therefore requires a more limited interpretation than one predicting symptom-confirmed treatment resistance.</w:t>
+        <w:t xml:space="preserve">Electronic health records (EHRs) record diagnoses, prescribing, and health care use over time. They rarely establish why a medication was changed or whether an adequate trial failed. Consequently, EHR studies often define TRD through treatment sequences. These definitions identify observable care trajectories, and changes in the rules alter both outcome frequency and cohort composition [9-11]. A model predicting repeated switching therefore requires a more limited interpretation than one predicting symptom-confirmed treatment resistance.</w:t>
       </w:r>
     </w:p>
     <w:p>
@@ -48,7 +48,7 @@
         <w:pStyle w:val="BodyText"/>
       </w:pPr>
       <w:r>
-        <w:t xml:space="preserve">We asked whether pretrained embeddings of rule-based patient narratives improve prediction of a treatment-switching proxy for TRD beyond structured feature vectors at the index antidepressant prescription. We compared the pipelines in the same patients, using a common temporal design and test set. Secondary analyses examined whether performance depended on the classifier or encoder, which clinical domains contributed, and whether embedding similarity supported prediction. The comparison concerns complete representation pipelines because their field inventories were not identical.</w:t>
+        <w:t xml:space="preserve">We asked whether pretrained embeddings of rule-based patient narratives improve prediction of a treatment-switching proxy for TRD beyond structured feature vectors at the index antidepressant prescription. We compared the pipelines in the same patients, using a common temporal design and test set. Secondary analyses examined whether performance depended on the classifier or encoder, which clinical domains contributed, and whether embedding similarity supported prediction.</w:t>
       </w:r>
     </w:p>
     <w:bookmarkEnd w:id="20"/>
